--- a/GenAINotes_1.docx
+++ b/GenAINotes_1.docx
@@ -1407,6 +1407,12 @@
           <w:b/>
           <w:bCs/>
         </w:rPr>
+      </w:r>
+      <w:r>
+        <w:rPr>
+          <w:b/>
+          <w:bCs/>
+        </w:rPr>
         <w:fldChar w:fldCharType="separate"/>
       </w:r>
       <w:r>
@@ -2729,6 +2735,43 @@
           <w:bCs/>
         </w:rPr>
       </w:pPr>
+      <w:hyperlink r:id="rId16" w:history="1">
+        <w:r>
+          <w:rPr>
+            <w:rStyle w:val="Hyperlink"/>
+            <w:b/>
+            <w:bCs/>
+          </w:rPr>
+          <w:t xml:space="preserve">How-to guides | </w:t>
+        </w:r>
+        <w:r>
+          <w:rPr>
+            <w:rStyle w:val="Hyperlink"/>
+            <w:rFonts w:ascii="Segoe UI Emoji" w:hAnsi="Segoe UI Emoji" w:cs="Segoe UI Emoji"/>
+            <w:b/>
+            <w:bCs/>
+          </w:rPr>
+          <w:t>🦜️🔗</w:t>
+        </w:r>
+        <w:r>
+          <w:rPr>
+            <w:rStyle w:val="Hyperlink"/>
+            <w:b/>
+            <w:bCs/>
+          </w:rPr>
+          <w:t xml:space="preserve"> </w:t>
+        </w:r>
+        <w:proofErr w:type="spellStart"/>
+        <w:r>
+          <w:rPr>
+            <w:rStyle w:val="Hyperlink"/>
+            <w:b/>
+            <w:bCs/>
+          </w:rPr>
+          <w:t>LangChain</w:t>
+        </w:r>
+        <w:proofErr w:type="spellEnd"/>
+      </w:hyperlink>
     </w:p>
     <w:p>
       <w:r>
@@ -2764,7 +2807,7 @@
         </w:rPr>
         <w:t xml:space="preserve"> (</w:t>
       </w:r>
-      <w:hyperlink r:id="rId16" w:history="1">
+      <w:hyperlink r:id="rId17" w:history="1">
         <w:r>
           <w:rPr>
             <w:rStyle w:val="Hyperlink"/>
@@ -2826,7 +2869,7 @@
       <w:r>
         <w:t xml:space="preserve"> the case! The model is coming up with the arguments to a tool, and actually running the tool (or not) is up to the user - for example, if you want to </w:t>
       </w:r>
-      <w:hyperlink r:id="rId17" w:history="1">
+      <w:hyperlink r:id="rId18" w:history="1">
         <w:r>
           <w:rPr>
             <w:rStyle w:val="Hyperlink"/>
@@ -2879,7 +2922,7 @@
       <w:r>
         <w:t>Many LLM providers, including </w:t>
       </w:r>
-      <w:hyperlink r:id="rId18" w:tgtFrame="_blank" w:history="1">
+      <w:hyperlink r:id="rId19" w:tgtFrame="_blank" w:history="1">
         <w:r>
           <w:rPr>
             <w:rStyle w:val="Hyperlink"/>
@@ -2890,7 +2933,7 @@
       <w:r>
         <w:t>, </w:t>
       </w:r>
-      <w:hyperlink r:id="rId19" w:tgtFrame="_blank" w:history="1">
+      <w:hyperlink r:id="rId20" w:tgtFrame="_blank" w:history="1">
         <w:r>
           <w:rPr>
             <w:rStyle w:val="Hyperlink"/>
@@ -2901,7 +2944,7 @@
       <w:r>
         <w:t>, </w:t>
       </w:r>
-      <w:hyperlink r:id="rId20" w:tgtFrame="_blank" w:history="1">
+      <w:hyperlink r:id="rId21" w:tgtFrame="_blank" w:history="1">
         <w:r>
           <w:rPr>
             <w:rStyle w:val="Hyperlink"/>
@@ -2912,7 +2955,7 @@
       <w:r>
         <w:t>, </w:t>
       </w:r>
-      <w:hyperlink r:id="rId21" w:tgtFrame="_blank" w:history="1">
+      <w:hyperlink r:id="rId22" w:tgtFrame="_blank" w:history="1">
         <w:r>
           <w:rPr>
             <w:rStyle w:val="Hyperlink"/>
@@ -2923,7 +2966,7 @@
       <w:r>
         <w:t>, </w:t>
       </w:r>
-      <w:hyperlink r:id="rId22" w:tgtFrame="_blank" w:history="1">
+      <w:hyperlink r:id="rId23" w:tgtFrame="_blank" w:history="1">
         <w:r>
           <w:rPr>
             <w:rStyle w:val="Hyperlink"/>
@@ -2942,7 +2985,7 @@
       <w:r>
         <w:t xml:space="preserve"> includes a suite of </w:t>
       </w:r>
-      <w:hyperlink r:id="rId23" w:history="1">
+      <w:hyperlink r:id="rId24" w:history="1">
         <w:r>
           <w:rPr>
             <w:rStyle w:val="Hyperlink"/>
@@ -2953,7 +2996,7 @@
       <w:r>
         <w:t> and supports several methods for defining your own </w:t>
       </w:r>
-      <w:hyperlink r:id="rId24" w:history="1">
+      <w:hyperlink r:id="rId25" w:history="1">
         <w:r>
           <w:rPr>
             <w:rStyle w:val="Hyperlink"/>
@@ -2964,7 +3007,7 @@
       <w:r>
         <w:t>. Tool-calling is extremely useful for building </w:t>
       </w:r>
-      <w:hyperlink r:id="rId25" w:history="1">
+      <w:hyperlink r:id="rId26" w:history="1">
         <w:r>
           <w:rPr>
             <w:rStyle w:val="Hyperlink"/>
@@ -3015,7 +3058,7 @@
       <w:r>
         <w:t>\</w:t>
       </w:r>
-      <w:hyperlink r:id="rId26" w:history="1">
+      <w:hyperlink r:id="rId27" w:history="1">
         <w:r>
           <w:rPr>
             <w:rStyle w:val="Hyperlink"/>
